--- a/docs/plan_de_pruebas/parte_jonathan.docx
+++ b/docs/plan_de_pruebas/parte_jonathan.docx
@@ -116,7 +116,7 @@
         <w:rPr>
           <w:b w:val="false"/>
         </w:rPr>
-        <w:t xml:space="preserve"> Urls /userpage y /adminpage</w:t>
+        <w:t xml:space="preserve"> URLs /userpage y /adminpage</w:t>
       </w:r>
     </w:p>
     <w:p>
@@ -1556,41 +1556,51 @@
         <w:rPr>
           <w:b w:val="false"/>
         </w:rPr>
-        <w:t xml:space="preserve"> El paso 1 deberia de retornar un codigo http “201 Created” con id, description y createdAT y en el paso 2 se podria de visualizar el pedido que acababamos de crear</w:t>
-      </w:r>
-    </w:p>
-    <w:p>
-      <w:pPr>
-        <w:pStyle w:val="Normal"/>
-        <w:bidi w:val="0"/>
-        <w:jc w:val="start"/>
-        <w:rPr/>
-      </w:pPr>
-      <w:r>
-        <w:rPr/>
-        <w:tab/>
-        <w:tab/>
-        <w:tab/>
-      </w:r>
-    </w:p>
-    <w:p>
-      <w:pPr>
-        <w:pStyle w:val="Normal"/>
-        <w:bidi w:val="0"/>
-        <w:jc w:val="start"/>
-        <w:rPr/>
-      </w:pPr>
-      <w:r>
-        <w:rPr>
-          <w:b/>
-        </w:rPr>
-        <w:t xml:space="preserve">Resultado </w:t>
-      </w:r>
-      <w:r>
-        <w:rPr>
-          <w:b w:val="false"/>
-        </w:rPr>
-        <w:t xml:space="preserve">Se retornas los codigos http esperados y se crean correctamente los pedidos </w:t>
+        <w:t xml:space="preserve"> El paso 1 deberia de retornar un codigo http “201 Created” con id, description y createdAt y en el paso 2 se podria de visualizar el pedido que acababamos de crear</w:t>
+      </w:r>
+    </w:p>
+    <w:p>
+      <w:pPr>
+        <w:pStyle w:val="Normal"/>
+        <w:bidi w:val="0"/>
+        <w:jc w:val="start"/>
+        <w:rPr/>
+      </w:pPr>
+      <w:r>
+        <w:rPr/>
+        <w:tab/>
+        <w:tab/>
+        <w:tab/>
+      </w:r>
+    </w:p>
+    <w:p>
+      <w:pPr>
+        <w:pStyle w:val="Normal"/>
+        <w:bidi w:val="0"/>
+        <w:jc w:val="start"/>
+        <w:rPr/>
+      </w:pPr>
+      <w:r>
+        <w:rPr>
+          <w:b/>
+        </w:rPr>
+      </w:r>
+      <w:r>
+        <w:rPr>
+          <w:b w:val="false"/>
+        </w:rPr>
+      </w:r>
+      <w:r>
+        <w:rPr>
+          <w:b/>
+        </w:rPr>
+        <w:t>Resultado obtenido:</w:t>
+      </w:r>
+      <w:r>
+        <w:rPr>
+          <w:b w:val="0"/>
+        </w:rPr>
+        <w:t xml:space="preserve"> Se retornan los codigos http esperados y se crean correctamente los pedidos</w:t>
       </w:r>
     </w:p>
     <w:p>
@@ -2069,41 +2079,51 @@
         <w:rPr>
           <w:b w:val="false"/>
         </w:rPr>
-        <w:t xml:space="preserve"> Ambos pasos deberian de retornar un codigo http “200 OK” y el espacio ‘name’ deberia de coincidir con el enviado en el paso 1</w:t>
-      </w:r>
-    </w:p>
-    <w:p>
-      <w:pPr>
-        <w:pStyle w:val="Normal"/>
-        <w:bidi w:val="0"/>
-        <w:jc w:val="start"/>
-        <w:rPr/>
-      </w:pPr>
-      <w:r>
-        <w:rPr/>
-        <w:tab/>
-        <w:tab/>
-        <w:tab/>
-      </w:r>
-    </w:p>
-    <w:p>
-      <w:pPr>
-        <w:pStyle w:val="Normal"/>
-        <w:bidi w:val="0"/>
-        <w:jc w:val="start"/>
-        <w:rPr/>
-      </w:pPr>
-      <w:r>
-        <w:rPr>
-          <w:b/>
-        </w:rPr>
-        <w:t xml:space="preserve">Resultado </w:t>
-      </w:r>
-      <w:r>
-        <w:rPr>
-          <w:b w:val="false"/>
-        </w:rPr>
-        <w:t>Se retornan los codigos http esperados y el espacio se actualiza y persiste de manera correcta</w:t>
+        <w:t xml:space="preserve"> Ambos pasos deberian de retornar un codigo http “200 OK” y el campo ‘name’ deberia de coincidir con el enviado en el paso 1</w:t>
+      </w:r>
+    </w:p>
+    <w:p>
+      <w:pPr>
+        <w:pStyle w:val="Normal"/>
+        <w:bidi w:val="0"/>
+        <w:jc w:val="start"/>
+        <w:rPr/>
+      </w:pPr>
+      <w:r>
+        <w:rPr/>
+        <w:tab/>
+        <w:tab/>
+        <w:tab/>
+      </w:r>
+    </w:p>
+    <w:p>
+      <w:pPr>
+        <w:pStyle w:val="Normal"/>
+        <w:bidi w:val="0"/>
+        <w:jc w:val="start"/>
+        <w:rPr/>
+      </w:pPr>
+      <w:r>
+        <w:rPr>
+          <w:b/>
+        </w:rPr>
+      </w:r>
+      <w:r>
+        <w:rPr>
+          <w:b w:val="false"/>
+        </w:rPr>
+      </w:r>
+      <w:r>
+        <w:rPr>
+          <w:b/>
+        </w:rPr>
+        <w:t>Resultado obtenido:</w:t>
+      </w:r>
+      <w:r>
+        <w:rPr>
+          <w:b w:val="0"/>
+        </w:rPr>
+        <w:t xml:space="preserve"> Se retornan los codigos http esperados y el campo se actualiza y persiste de manera correcta</w:t>
       </w:r>
     </w:p>
     <w:p>
@@ -2541,13 +2561,23 @@
         <w:rPr>
           <w:b/>
         </w:rPr>
-        <w:t xml:space="preserve">Resultado </w:t>
-      </w:r>
-      <w:r>
-        <w:rPr>
-          <w:b w:val="false"/>
-        </w:rPr>
-        <w:t>Los JSONs de las respuestas incluyen los headers esperados y returna los bodys esperados</w:t>
+      </w:r>
+      <w:r>
+        <w:rPr>
+          <w:b w:val="false"/>
+        </w:rPr>
+      </w:r>
+      <w:r>
+        <w:rPr>
+          <w:b/>
+        </w:rPr>
+        <w:t>Resultado obtenido:</w:t>
+      </w:r>
+      <w:r>
+        <w:rPr>
+          <w:b w:val="0"/>
+        </w:rPr>
+        <w:t xml:space="preserve"> Los JSONs de las respuestas incluyen los headers esperados y retornan los bodys esperados</w:t>
       </w:r>
     </w:p>
     <w:p>
@@ -6517,7 +6547,7 @@
         <w:rPr>
           <w:b w:val="false"/>
         </w:rPr>
-        <w:t xml:space="preserve"> El sistema soporto sin problemas la carga de 50 usuarios concurrentes durante 1 minuto. Las respuestas fueron rapidas (la mayoria por debajo de 320ms) y no hubo ningun error en las casi 5 mil peticiones realizadas, cumpliendo con los limites de tiempo y errores definidos.</w:t>
+        <w:t xml:space="preserve"> El sistema soporto sin problemas la carga de 50 usuarios concurrentes durante 1 minuto. Las respuestas fueron rapidas (la mayoria por debajo de 350ms) y no hubo ningun error en las mas de 4 mil peticiones realizadas, cumpliendo con los limites de tiempo y errores definidos.</w:t>
       </w:r>
     </w:p>
     <w:p>
@@ -7086,7 +7116,7 @@
     <w:pPr>
       <w:widowControl/>
       <w:suppressAutoHyphens w:val="true"/>
-      <w:overflowPunct w:val="true"/>
+      <w:overflowPunct w:val="false"/>
       <w:bidi w:val="0"/>
       <w:spacing w:before="0" w:after="0"/>
       <w:jc w:val="start"/>

--- a/docs/plan_de_pruebas/parte_jonathan.docx
+++ b/docs/plan_de_pruebas/parte_jonathan.docx
@@ -2,6 +2,115 @@
 <file path=word/document.xml><?xml version="1.0" encoding="utf-8"?>
 <w:document xmlns:o="urn:schemas-microsoft-com:office:office" xmlns:r="http://schemas.openxmlformats.org/officeDocument/2006/relationships" xmlns:v="urn:schemas-microsoft-com:vml" xmlns:w="http://schemas.openxmlformats.org/wordprocessingml/2006/main" xmlns:w10="urn:schemas-microsoft-com:office:word" xmlns:wp="http://schemas.openxmlformats.org/drawingml/2006/wordprocessingDrawing" xmlns:pic="http://schemas.openxmlformats.org/drawingml/2006/picture" xmlns:wps="http://schemas.microsoft.com/office/word/2010/wordprocessingShape" xmlns:wpg="http://schemas.microsoft.com/office/word/2010/wordprocessingGroup" xmlns:mc="http://schemas.openxmlformats.org/markup-compatibility/2006" xmlns:wp14="http://schemas.microsoft.com/office/word/2010/wordprocessingDrawing" xmlns:w14="http://schemas.microsoft.com/office/word/2010/wordml" xmlns:w15="http://schemas.microsoft.com/office/word/2012/wordml" mc:Ignorable="w14 wp14 w15">
   <w:body>
+    <w:p>
+      <w:r>
+        <w:rPr>
+          <w:b/>
+          <w:sz w:val="28"/>
+        </w:rPr>
+        <w:t>Introduccion</w:t>
+      </w:r>
+    </w:p>
+    <w:p/>
+    <w:p>
+      <w:r>
+        <w:t>El aseguramiento de la calidad del software es una actividad fundamental dentro del desarrollo de cualquier sistema, ya que permite identificar fallas antes de que afecten a los usuarios finales y comprobar que la aplicacion cumpla con los requisitos para los que fue construida. Cuando un sistema no se prueba de manera estructurada, los errores funcionales o las vulnerabilidades de seguridad pueden pasar desapercibidos hasta etapas avanzadas, generando consecuencias que van desde la perdida de informacion hasta el acceso no autorizado a datos sensibles.</w:t>
+      </w:r>
+    </w:p>
+    <w:p/>
+    <w:p>
+      <w:r>
+        <w:t>El sistema bajo prueba es una aplicacion web de gestion de pedidos compuesta por un backend en Spring Boot y un frontend en React, que utiliza un mecanismo de autenticacion basado en tokens JWT para proteger el acceso. La aplicacion maneja dos tipos de usuarios: usuarios regulares, que pueden gestionar sus propios pedidos y datos personales, y administradores, que tienen acceso completo para supervisar pedidos y usuarios registrados. Por su naturaleza (manejo de credenciales, control de acceso por roles y operaciones sobre informacion persistente), resulta un caso de estudio adecuado para aplicar pruebas de tipo funcional, de seguridad y de rendimiento.</w:t>
+      </w:r>
+    </w:p>
+    <w:p/>
+    <w:p>
+      <w:r>
+        <w:t>El presente documento corresponde al Plan de Pruebas elaborado por el equipo de trabajo y comprende un total de sesenta casos de prueba que cubren las principales funcionalidades de la aplicacion. Los casos se distribuyen en cuatro grandes bloques tematicos: registro y login (TC-1 al TC-15), CRUD de pedidos (TC-16 al TC-30), funciones de administrador (TC-31 al TC-45) y validaciones, seguridad y rendimiento (TC-46 al TC-60). Cada bloque fue asignado a un integrante del equipo, manteniendo un formato comun para todos los casos, lo que permite presentar un documento unificado y trazable.</w:t>
+      </w:r>
+    </w:p>
+    <w:p/>
+    <w:p>
+      <w:r>
+        <w:t>Cada caso de prueba se documenta siguiendo una estructura uniforme que incluye su identificador, tipo de prueba, herramientas utilizadas, precondiciones, datos de entrada, pasos de ejecucion, resultado esperado, resultado obtenido, estado final (Pasa, Falla o Pasa con observacion) y la evidencia correspondiente en forma de capturas de pantalla. Esta estructura busca facilitar la reproduccion de las pruebas por parte de cualquier integrante del equipo y servir como insumo objetivo para la elaboracion del informe final de calidad.</w:t>
+      </w:r>
+    </w:p>
+    <w:p/>
+    <w:p>
+      <w:r>
+        <w:t>A lo largo del documento se incluyen los objetivos que guian la ejecucion del plan, las tecnicas de prueba aplicadas, la estrategia general utilizada por el equipo y, finalmente, los sesenta casos de prueba con sus respectivas evidencias y conclusiones.</w:t>
+      </w:r>
+    </w:p>
+    <w:p/>
+    <w:p/>
+    <w:p>
+      <w:r>
+        <w:rPr>
+          <w:b/>
+          <w:sz w:val="28"/>
+        </w:rPr>
+        <w:t>Objetivos del plan</w:t>
+      </w:r>
+    </w:p>
+    <w:p/>
+    <w:p>
+      <w:r>
+        <w:rPr>
+          <w:b/>
+        </w:rPr>
+        <w:t>Objetivo General</w:t>
+      </w:r>
+    </w:p>
+    <w:p>
+      <w:r>
+        <w:t>Comprobar la calidad funcional, de seguridad y de rendimiento de la aplicacion de gestion de pedidos mediante la ejecucion estructurada de sesenta casos de prueba, aplicando metodologias y herramientas reconocidas por la industria, con el fin de identificar defectos, verificar el cumplimiento de los requisitos y documentar los hallazgos detectados por el equipo de trabajo.</w:t>
+      </w:r>
+    </w:p>
+    <w:p/>
+    <w:p>
+      <w:r>
+        <w:rPr>
+          <w:b/>
+        </w:rPr>
+        <w:t>Objetivos Especificos</w:t>
+      </w:r>
+    </w:p>
+    <w:p>
+      <w:r>
+        <w:tab/>
+        <w:t>1. Verificar el correcto funcionamiento de los flujos principales del sistema (registro, inicio de sesion, gestion de pedidos y funciones administrativas) mediante la ejecucion de los casos funcionales definidos en el plan.</w:t>
+      </w:r>
+    </w:p>
+    <w:p/>
+    <w:p>
+      <w:r>
+        <w:tab/>
+        <w:t>2. Comprobar el cumplimiento de las validaciones de entrada y los codigos de estado HTTP esperados a traves de la prueba de datos validos e invalidos en los endpoints publicos y protegidos de la aplicacion.</w:t>
+      </w:r>
+    </w:p>
+    <w:p/>
+    <w:p>
+      <w:r>
+        <w:tab/>
+        <w:t>3. Evaluar los aspectos de seguridad de la aplicacion analizando la presencia de headers HTTP de proteccion, el control de metodos no permitidos, la no exposicion de informacion sensible en respuestas de error y la prevencion del escalamiento de privilegios.</w:t>
+      </w:r>
+    </w:p>
+    <w:p/>
+    <w:p>
+      <w:r>
+        <w:tab/>
+        <w:t>4. Analizar el comportamiento del sistema bajo condiciones de carga concurrente y estres midiendo los tiempos de respuesta, la tasa de errores y la capacidad maxima soportada.</w:t>
+      </w:r>
+    </w:p>
+    <w:p/>
+    <w:p>
+      <w:r>
+        <w:tab/>
+        <w:t>5. Documentar los hallazgos detectados por el equipo durante la ejecucion de los casos de prueba, incluyendo evidencia objetiva en forma de capturas de pantalla y salidas de consola, con el proposito de aportar informacion util para la mejora continua del sistema.</w:t>
+      </w:r>
+    </w:p>
+    <w:p/>
+    <w:p/>
     <w:p>
       <w:pPr>
         <w:pStyle w:val="Normal"/>
